--- a/people-lead/word/ana/10-resumo-call-2.docx
+++ b/people-lead/word/ana/10-resumo-call-2.docx
@@ -1363,7 +1363,39 @@
         <w:pStyle w:val="ListBullet"/>
       </w:pPr>
       <w:r>
-        <w:t>Pendências para #3: nome do app, e-mail Rafael, quadro T/S/A, expectativa Analyst vs Associate.</w:t>
+        <w:t>Pendências para #3: nome do app, quadro T/S/A, expectativa Analyst vs Associate.</w:t>
+      </w:r>
+    </w:p>
+    <w:p>
+      <w:pPr>
+        <w:pStyle w:val="ListBullet"/>
+      </w:pPr>
+      <w:r>
+        <w:rPr>
+          <w:b/>
+        </w:rPr>
+        <w:t>Confirmado RH 28/08:</w:t>
+      </w:r>
+      <w:r>
+        <w:t xml:space="preserve"> gestor </w:t>
+      </w:r>
+      <w:r>
+        <w:rPr>
+          <w:b/>
+        </w:rPr>
+        <w:t>Rafael Coloda</w:t>
+      </w:r>
+      <w:r>
+        <w:t xml:space="preserve"> (rafael.coloda@avanade.com); input PL até </w:t>
+      </w:r>
+      <w:r>
+        <w:rPr>
+          <w:b/>
+        </w:rPr>
+        <w:t>11/09</w:t>
+      </w:r>
+      <w:r>
+        <w:t>.</w:t>
       </w:r>
     </w:p>
     <w:p>
@@ -1447,6 +1479,57 @@
           <w:b/>
         </w:rPr>
         <w:t>Enviar</w:t>
+      </w:r>
+      <w:r>
+        <w:t>.</w:t>
+      </w:r>
+    </w:p>
+    <w:p>
+      <w:r>
+        <w:rPr>
+          <w:b/>
+        </w:rPr>
+        <w:t>Seu prazo (People Lead):</w:t>
+      </w:r>
+      <w:r>
+        <w:t xml:space="preserve"> input </w:t>
+      </w:r>
+      <w:r>
+        <w:rPr>
+          <w:b/>
+        </w:rPr>
+        <w:t>ABCD Form</w:t>
+      </w:r>
+      <w:r>
+        <w:t xml:space="preserve"> até </w:t>
+      </w:r>
+      <w:r>
+        <w:rPr>
+          <w:b/>
+        </w:rPr>
+        <w:t>11/09</w:t>
+      </w:r>
+      <w:r>
+        <w:t xml:space="preserve"> — </w:t>
+      </w:r>
+      <w:r>
+        <w:rPr>
+          <w:rFonts w:ascii="Consolas" w:hAnsi="Consolas"/>
+          <w:color w:val="333333"/>
+          <w:sz w:val="18"/>
+        </w:rPr>
+        <w:t>11-dados-oficiais-rh-ciclo.md</w:t>
+      </w:r>
+      <w:r>
+        <w:t xml:space="preserve"> / </w:t>
+      </w:r>
+      <w:r>
+        <w:rPr>
+          <w:rFonts w:ascii="Consolas" w:hAnsi="Consolas"/>
+          <w:color w:val="333333"/>
+          <w:sz w:val="18"/>
+        </w:rPr>
+        <w:t>07-Dados-Oficiais-RH-Ciclo.docx</w:t>
       </w:r>
       <w:r>
         <w:t>.</w:t>

--- a/people-lead/word/ana/10-resumo-call-2.docx
+++ b/people-lead/word/ana/10-resumo-call-2.docx
@@ -682,22 +682,23 @@
             </w:r>
             <w:r>
               <w:rPr>
+                <w:b/>
                 <w:sz w:val="20"/>
               </w:rPr>
-              <w:t xml:space="preserve">Pendente na call; fazer </w:t>
+              <w:t>Não submetida</w:t>
+            </w:r>
+            <w:r>
+              <w:rPr>
+                <w:sz w:val="20"/>
+              </w:rPr>
+              <w:t xml:space="preserve"> — combinado na call #2 para 28/08; PL </w:t>
             </w:r>
             <w:r>
               <w:rPr>
                 <w:b/>
                 <w:sz w:val="20"/>
               </w:rPr>
-              <w:t>28/08</w:t>
-            </w:r>
-            <w:r>
-              <w:rPr>
-                <w:sz w:val="20"/>
-              </w:rPr>
-              <w:t xml:space="preserve"> (4 prioridades)</w:t>
+              <w:t>ainda não recebeu</w:t>
             </w:r>
           </w:p>
         </w:tc>
@@ -1060,9 +1061,10 @@
             </w:r>
             <w:r>
               <w:rPr>
+                <w:b/>
                 <w:sz w:val="20"/>
               </w:rPr>
-              <w:t>28/08</w:t>
+              <w:t>Pendente — cobrar submissão</w:t>
             </w:r>
           </w:p>
         </w:tc>

--- a/people-lead/word/ana/10-resumo-call-2.docx
+++ b/people-lead/word/ana/10-resumo-call-2.docx
@@ -26,6 +26,25 @@
       </w:r>
     </w:p>
     <w:p/>
+    <w:p>
+      <w:pPr>
+        <w:ind w:left="425"/>
+      </w:pPr>
+      <w:r>
+        <w:rPr>
+          <w:b/>
+          <w:color w:val="444444"/>
+        </w:rPr>
+        <w:t>Uso interno People Lead</w:t>
+      </w:r>
+      <w:r>
+        <w:rPr>
+          <w:i/>
+          <w:color w:val="444444"/>
+        </w:rPr>
+        <w:t xml:space="preserve"> — histórico da conversa. Não enviado à Ana.</w:t>
+      </w:r>
+    </w:p>
     <w:p>
       <w:r>
         <w:rPr>
@@ -1405,20 +1424,44 @@
         <w:pStyle w:val="Heading2"/>
       </w:pPr>
       <w:r>
-        <w:t>Ajuda para preencher a Autorreflexão (ABCD)</w:t>
+        <w:t>Notas PL — Workday ABCD</w:t>
       </w:r>
     </w:p>
     <w:p>
       <w:r>
-        <w:t>Doc com passo a passo + textos atualizados (homologação + agentes):</w:t>
+        <w:t xml:space="preserve">Orientação </w:t>
+      </w:r>
+      <w:r>
+        <w:rPr>
+          <w:b/>
+        </w:rPr>
+        <w:t>verbal</w:t>
+      </w:r>
+      <w:r>
+        <w:t xml:space="preserve"> na call; </w:t>
+      </w:r>
+      <w:r>
+        <w:rPr>
+          <w:b/>
+        </w:rPr>
+        <w:t>guia escrito não enviado</w:t>
+      </w:r>
+      <w:r>
+        <w:t xml:space="preserve"> à Ana. Autorreflexão: </w:t>
+      </w:r>
+      <w:r>
+        <w:rPr>
+          <w:b/>
+        </w:rPr>
+        <w:t>pendente</w:t>
+      </w:r>
+      <w:r>
+        <w:t xml:space="preserve"> (28/08).</w:t>
       </w:r>
     </w:p>
     <w:p>
-      <w:pPr>
-        <w:pStyle w:val="ListBullet"/>
-      </w:pPr>
       <w:r>
-        <w:t xml:space="preserve">Markdown: </w:t>
+        <w:t xml:space="preserve">Referência interna: </w:t>
       </w:r>
       <w:r>
         <w:rPr>
@@ -1426,115 +1469,10 @@
           <w:color w:val="333333"/>
           <w:sz w:val="18"/>
         </w:rPr>
-        <w:t>people-lead/ana/09-autorreflexao-passo-a-passo.md</w:t>
-      </w:r>
-    </w:p>
-    <w:p>
-      <w:pPr>
-        <w:pStyle w:val="ListBullet"/>
-      </w:pPr>
-      <w:r>
-        <w:t xml:space="preserve">Word: </w:t>
+        <w:t>09-autorreflexao-passo-a-passo.md</w:t>
       </w:r>
       <w:r>
-        <w:rPr>
-          <w:rFonts w:ascii="Consolas" w:hAnsi="Consolas"/>
-          <w:color w:val="333333"/>
-          <w:sz w:val="18"/>
-        </w:rPr>
-        <w:t>DOCS-PEOPLE-LEAD/Ana-Karina/05-Autorreflexao-passo-a-passo.docx</w:t>
-      </w:r>
-    </w:p>
-    <w:p>
-      <w:r>
-        <w:t xml:space="preserve">Resumo: Priorities Homepage → </w:t>
-      </w:r>
-      <w:r>
-        <w:rPr>
-          <w:b/>
-        </w:rPr>
-        <w:t>Edit &gt;</w:t>
-      </w:r>
-      <w:r>
-        <w:t xml:space="preserve"> → </w:t>
-      </w:r>
-      <w:r>
-        <w:rPr>
-          <w:b/>
-        </w:rPr>
-        <w:t>Submeta e Refleta</w:t>
-      </w:r>
-      <w:r>
-        <w:t xml:space="preserve"> → colar reflexão → slider → Atualidade (máx. </w:t>
-      </w:r>
-      <w:r>
-        <w:rPr>
-          <w:b/>
-        </w:rPr>
-        <w:t>150</w:t>
-      </w:r>
-      <w:r>
-        <w:t xml:space="preserve"> caracteres) → </w:t>
-      </w:r>
-      <w:r>
-        <w:rPr>
-          <w:b/>
-        </w:rPr>
-        <w:t>Enviar</w:t>
-      </w:r>
-      <w:r>
-        <w:t>.</w:t>
-      </w:r>
-    </w:p>
-    <w:p>
-      <w:r>
-        <w:rPr>
-          <w:b/>
-        </w:rPr>
-        <w:t>Seu prazo (People Lead):</w:t>
-      </w:r>
-      <w:r>
-        <w:t xml:space="preserve"> input </w:t>
-      </w:r>
-      <w:r>
-        <w:rPr>
-          <w:b/>
-        </w:rPr>
-        <w:t>ABCD Form</w:t>
-      </w:r>
-      <w:r>
-        <w:t xml:space="preserve"> até </w:t>
-      </w:r>
-      <w:r>
-        <w:rPr>
-          <w:b/>
-        </w:rPr>
-        <w:t>11/09</w:t>
-      </w:r>
-      <w:r>
-        <w:t xml:space="preserve"> — </w:t>
-      </w:r>
-      <w:r>
-        <w:rPr>
-          <w:rFonts w:ascii="Consolas" w:hAnsi="Consolas"/>
-          <w:color w:val="333333"/>
-          <w:sz w:val="18"/>
-        </w:rPr>
-        <w:t>11-dados-oficiais-rh-ciclo.md</w:t>
-      </w:r>
-      <w:r>
-        <w:t xml:space="preserve"> / </w:t>
-      </w:r>
-      <w:r>
-        <w:rPr>
-          <w:rFonts w:ascii="Consolas" w:hAnsi="Consolas"/>
-          <w:color w:val="333333"/>
-          <w:sz w:val="18"/>
-        </w:rPr>
-        <w:t>07-Dados-Oficiais-RH-Ciclo.docx</w:t>
-      </w:r>
-      <w:r>
-        <w:t>.</w:t>
+        <w:t xml:space="preserve"> — usar só para cobrança ou cruzamento após submissão dela no Workday.</w:t>
       </w:r>
     </w:p>
     <w:sectPr>
